--- a/PreReg_WEIRD_Sample_CHN_Stage_1_OSF_Supp_Results.docx
+++ b/PreReg_WEIRD_Sample_CHN_Stage_1_OSF_Supp_Results.docx
@@ -5,7 +5,6 @@
     <w:p>
       <w:pPr>
         <w:spacing w:line="360" w:lineRule="auto"/>
-        <w:ind w:firstLineChars="200" w:firstLine="440"/>
         <w:rPr>
           <w:rFonts w:ascii="Times New Roman" w:eastAsia="宋体" w:hAnsi="Times New Roman"/>
           <w:color w:val="0D0D0D" w:themeColor="text1" w:themeTint="F2"/>
@@ -14,165 +13,11 @@
       </w:pPr>
       <w:r>
         <w:rPr>
-          <w:rFonts w:ascii="Times New Roman" w:eastAsia="宋体" w:hAnsi="Times New Roman" w:hint="eastAsia"/>
-          <w:color w:val="0D0D0D" w:themeColor="text1" w:themeTint="F2"/>
-          <w:lang w:eastAsia="zh-CN"/>
-        </w:rPr>
-        <w:t>F</w:t>
-      </w:r>
-      <w:r>
-        <w:rPr>
-          <w:rFonts w:ascii="Times New Roman" w:eastAsia="宋体" w:hAnsi="Times New Roman"/>
-          <w:color w:val="0D0D0D" w:themeColor="text1" w:themeTint="F2"/>
-          <w:lang w:eastAsia="zh-CN"/>
-        </w:rPr>
-        <w:t>or H2, when we use the ten-years-old stage to compare the Chinese samples of PSA001 with the 7</w:t>
-      </w:r>
-      <w:r>
-        <w:rPr>
-          <w:rFonts w:ascii="Times New Roman" w:eastAsia="宋体" w:hAnsi="Times New Roman"/>
-          <w:color w:val="0D0D0D" w:themeColor="text1" w:themeTint="F2"/>
-          <w:vertAlign w:val="superscript"/>
-          <w:lang w:eastAsia="zh-CN"/>
-        </w:rPr>
-        <w:t>th</w:t>
-      </w:r>
-      <w:r>
-        <w:rPr>
-          <w:rFonts w:ascii="Times New Roman" w:eastAsia="宋体" w:hAnsi="Times New Roman"/>
-          <w:color w:val="0D0D0D" w:themeColor="text1" w:themeTint="F2"/>
-          <w:lang w:eastAsia="zh-CN"/>
-        </w:rPr>
-        <w:t xml:space="preserve"> census data, </w:t>
-      </w:r>
-      <w:r>
-        <w:rPr>
-          <w:rFonts w:ascii="Times New Roman" w:eastAsia="宋体" w:hAnsi="Times New Roman"/>
-          <w:iCs/>
-          <w:color w:val="0D0D0D" w:themeColor="text1" w:themeTint="F2"/>
-          <w:lang w:eastAsia="zh-CN"/>
-        </w:rPr>
-        <w:t xml:space="preserve">we found that the age distribution </w:t>
-      </w:r>
-      <w:r>
-        <w:rPr>
-          <w:rFonts w:ascii="Times New Roman" w:eastAsia="宋体" w:hAnsi="Times New Roman"/>
-          <w:iCs/>
-          <w:color w:val="0D0D0D" w:themeColor="text1" w:themeTint="F2"/>
-          <w:lang w:eastAsia="zh-CN"/>
-        </w:rPr>
-        <w:t xml:space="preserve">of PSA001 </w:t>
-      </w:r>
-      <w:r>
-        <w:rPr>
-          <w:rFonts w:ascii="Times New Roman" w:eastAsia="宋体" w:hAnsi="Times New Roman"/>
-          <w:iCs/>
-          <w:color w:val="0D0D0D" w:themeColor="text1" w:themeTint="F2"/>
-          <w:lang w:eastAsia="zh-CN"/>
-        </w:rPr>
-        <w:t>is different from that of the census data, with strong evidence from Bayesian multinomial test, log(BF</w:t>
-      </w:r>
-      <w:r>
-        <w:rPr>
-          <w:rFonts w:ascii="Times New Roman" w:eastAsia="宋体" w:hAnsi="Times New Roman"/>
-          <w:iCs/>
-          <w:color w:val="0D0D0D" w:themeColor="text1" w:themeTint="F2"/>
-          <w:vertAlign w:val="subscript"/>
-          <w:lang w:eastAsia="zh-CN"/>
-        </w:rPr>
-        <w:t>10</w:t>
-      </w:r>
-      <w:r>
-        <w:rPr>
-          <w:rFonts w:ascii="Times New Roman" w:eastAsia="宋体" w:hAnsi="Times New Roman"/>
-          <w:color w:val="0D0D0D" w:themeColor="text1" w:themeTint="F2"/>
-          <w:lang w:eastAsia="zh-CN"/>
-        </w:rPr>
-        <w:t>) =</w:t>
-      </w:r>
-      <w:r>
-        <w:rPr>
-          <w:rFonts w:ascii="Times New Roman" w:hAnsi="Times New Roman"/>
-          <w:color w:val="000000" w:themeColor="text1"/>
-        </w:rPr>
-        <w:t xml:space="preserve"> </w:t>
-      </w:r>
-      <w:r>
-        <w:rPr>
-          <w:rFonts w:ascii="Times New Roman" w:hAnsi="Times New Roman" w:cs="Times New Roman"/>
-          <w:color w:val="000000" w:themeColor="text1"/>
-          <w:lang w:eastAsia="zh-CN"/>
-        </w:rPr>
-        <w:t>1</w:t>
-      </w:r>
-      <w:r>
-        <w:rPr>
-          <w:rFonts w:ascii="Times New Roman" w:hAnsi="Times New Roman" w:cs="Times New Roman"/>
-          <w:color w:val="000000" w:themeColor="text1"/>
-          <w:lang w:eastAsia="zh-CN"/>
-        </w:rPr>
-        <w:t>13.33</w:t>
-      </w:r>
-      <w:r>
-        <w:rPr>
-          <w:rFonts w:ascii="Times New Roman" w:hAnsi="Times New Roman" w:cs="Times New Roman"/>
-          <w:color w:val="000000" w:themeColor="text1"/>
-          <w:lang w:eastAsia="zh-CN"/>
-        </w:rPr>
-        <w:t xml:space="preserve"> </w:t>
-      </w:r>
-      <w:r>
-        <w:rPr>
-          <w:rFonts w:ascii="Times New Roman" w:eastAsia="宋体" w:hAnsi="Times New Roman"/>
-          <w:iCs/>
-          <w:color w:val="0D0D0D" w:themeColor="text1" w:themeTint="F2"/>
-          <w:lang w:eastAsia="zh-CN"/>
-        </w:rPr>
-        <w:t>for non-informative prior and log(BF</w:t>
-      </w:r>
-      <w:r>
-        <w:rPr>
-          <w:rFonts w:ascii="Times New Roman" w:eastAsia="宋体" w:hAnsi="Times New Roman"/>
-          <w:iCs/>
-          <w:color w:val="0D0D0D" w:themeColor="text1" w:themeTint="F2"/>
-          <w:vertAlign w:val="subscript"/>
-          <w:lang w:eastAsia="zh-CN"/>
-        </w:rPr>
-        <w:t>10</w:t>
-      </w:r>
-      <w:r>
-        <w:rPr>
-          <w:rFonts w:ascii="Times New Roman" w:eastAsia="宋体" w:hAnsi="Times New Roman"/>
-          <w:iCs/>
-          <w:color w:val="0D0D0D" w:themeColor="text1" w:themeTint="F2"/>
-          <w:lang w:eastAsia="zh-CN"/>
-        </w:rPr>
-        <w:t xml:space="preserve">) = </w:t>
-      </w:r>
-      <w:r>
-        <w:rPr>
-          <w:rFonts w:ascii="Times New Roman" w:eastAsia="宋体" w:hAnsi="Times New Roman"/>
-          <w:iCs/>
-          <w:color w:val="0D0D0D" w:themeColor="text1" w:themeTint="F2"/>
-          <w:lang w:eastAsia="zh-CN"/>
-        </w:rPr>
-        <w:t>63.54</w:t>
-      </w:r>
-      <w:r>
-        <w:rPr>
-          <w:rFonts w:ascii="Times New Roman" w:eastAsia="宋体" w:hAnsi="Times New Roman"/>
-          <w:iCs/>
-          <w:color w:val="0D0D0D" w:themeColor="text1" w:themeTint="F2"/>
-          <w:lang w:eastAsia="zh-CN"/>
-        </w:rPr>
-        <w:t xml:space="preserve"> for informative prior</w:t>
-      </w:r>
-      <w:r>
-        <w:rPr>
-          <w:rFonts w:ascii="Times New Roman" w:hAnsi="Times New Roman"/>
-          <w:color w:val="000000" w:themeColor="text1"/>
-        </w:rPr>
-        <w:t>.</w:t>
+          <w:rFonts w:ascii="Times New Roman" w:eastAsia="宋体" w:hAnsi="Times New Roman"/>
+          <w:color w:val="0D0D0D" w:themeColor="text1" w:themeTint="F2"/>
+          <w:lang w:eastAsia="zh-CN"/>
+        </w:rPr>
+        <w:t>Supplementary Results:</w:t>
       </w:r>
     </w:p>
     <w:p>
@@ -181,7 +26,6 @@
         <w:ind w:firstLineChars="200" w:firstLine="440"/>
         <w:rPr>
           <w:rFonts w:ascii="Times New Roman" w:eastAsia="宋体" w:hAnsi="Times New Roman"/>
-          <w:noProof/>
           <w:color w:val="0D0D0D" w:themeColor="text1" w:themeTint="F2"/>
           <w:lang w:eastAsia="zh-CN"/>
         </w:rPr>
@@ -192,234 +36,7 @@
           <w:color w:val="0D0D0D" w:themeColor="text1" w:themeTint="F2"/>
           <w:lang w:eastAsia="zh-CN"/>
         </w:rPr>
-        <w:t>For H3, w</w:t>
-      </w:r>
-      <w:r>
-        <w:rPr>
-          <w:rFonts w:ascii="Times New Roman" w:eastAsia="宋体" w:hAnsi="Times New Roman" w:hint="eastAsia"/>
-          <w:color w:val="0D0D0D" w:themeColor="text1" w:themeTint="F2"/>
-          <w:lang w:eastAsia="zh-CN"/>
-        </w:rPr>
-        <w:t>e</w:t>
-      </w:r>
-      <w:r>
-        <w:rPr>
-          <w:rFonts w:ascii="Times New Roman" w:eastAsia="宋体" w:hAnsi="Times New Roman"/>
-          <w:color w:val="0D0D0D" w:themeColor="text1" w:themeTint="F2"/>
-          <w:lang w:eastAsia="zh-CN"/>
-        </w:rPr>
-        <w:t xml:space="preserve"> also </w:t>
-      </w:r>
-      <w:r>
-        <w:rPr>
-          <w:rFonts w:ascii="Times New Roman" w:eastAsia="宋体" w:hAnsi="Times New Roman" w:hint="eastAsia"/>
-          <w:color w:val="0D0D0D" w:themeColor="text1" w:themeTint="F2"/>
-          <w:lang w:eastAsia="zh-CN"/>
-        </w:rPr>
-        <w:t>use</w:t>
-      </w:r>
-      <w:r>
-        <w:rPr>
-          <w:rFonts w:ascii="Times New Roman" w:eastAsia="宋体" w:hAnsi="Times New Roman"/>
-          <w:color w:val="0D0D0D" w:themeColor="text1" w:themeTint="F2"/>
-          <w:lang w:eastAsia="zh-CN"/>
-        </w:rPr>
-        <w:t xml:space="preserve"> </w:t>
-      </w:r>
-      <w:r>
-        <w:rPr>
-          <w:rFonts w:ascii="Times New Roman" w:eastAsia="宋体" w:hAnsi="Times New Roman" w:hint="eastAsia"/>
-          <w:color w:val="0D0D0D" w:themeColor="text1" w:themeTint="F2"/>
-          <w:lang w:eastAsia="zh-CN"/>
-        </w:rPr>
-        <w:t>the</w:t>
-      </w:r>
-      <w:r>
-        <w:rPr>
-          <w:rFonts w:ascii="Times New Roman" w:eastAsia="宋体" w:hAnsi="Times New Roman"/>
-          <w:color w:val="0D0D0D" w:themeColor="text1" w:themeTint="F2"/>
-          <w:lang w:eastAsia="zh-CN"/>
-        </w:rPr>
-        <w:t xml:space="preserve"> </w:t>
-      </w:r>
-      <w:r>
-        <w:rPr>
-          <w:rFonts w:ascii="Times New Roman" w:eastAsia="宋体" w:hAnsi="Times New Roman" w:hint="eastAsia"/>
-          <w:color w:val="0D0D0D" w:themeColor="text1" w:themeTint="F2"/>
-          <w:lang w:eastAsia="zh-CN"/>
-        </w:rPr>
-        <w:t>ten</w:t>
-      </w:r>
-      <w:r>
-        <w:rPr>
-          <w:rFonts w:ascii="Times New Roman" w:eastAsia="宋体" w:hAnsi="Times New Roman"/>
-          <w:color w:val="0D0D0D" w:themeColor="text1" w:themeTint="F2"/>
-          <w:lang w:eastAsia="zh-CN"/>
-        </w:rPr>
-        <w:t xml:space="preserve">-year-old stage to </w:t>
-      </w:r>
-      <w:r>
-        <w:rPr>
-          <w:rFonts w:ascii="Times New Roman" w:eastAsia="宋体" w:hAnsi="Times New Roman"/>
-          <w:color w:val="0D0D0D" w:themeColor="text1" w:themeTint="F2"/>
-          <w:lang w:eastAsia="zh-CN"/>
-        </w:rPr>
-        <w:t xml:space="preserve">explore </w:t>
-      </w:r>
-      <w:r>
-        <w:rPr>
-          <w:rFonts w:ascii="Times New Roman" w:eastAsia="宋体" w:hAnsi="Times New Roman"/>
-          <w:color w:val="0D0D0D" w:themeColor="text1" w:themeTint="F2"/>
-          <w:lang w:eastAsia="zh-CN"/>
-        </w:rPr>
-        <w:t xml:space="preserve">the common and distinct pattern between Chinese psychological samples and psychological samples from other regions. </w:t>
-      </w:r>
-      <w:r>
-        <w:rPr>
-          <w:rFonts w:ascii="Times New Roman" w:eastAsia="宋体" w:hAnsi="Times New Roman"/>
-          <w:iCs/>
-          <w:color w:val="0D0D0D" w:themeColor="text1" w:themeTint="F2"/>
-          <w:lang w:eastAsia="zh-CN"/>
-        </w:rPr>
-        <w:t xml:space="preserve">For age distribution, the pairwise Bayesian multinomial test with non-informative revealed strong evidence that samples from </w:t>
-      </w:r>
-      <w:r>
-        <w:rPr>
-          <w:rFonts w:ascii="Times New Roman" w:eastAsia="宋体" w:hAnsi="Times New Roman" w:hint="eastAsia"/>
-          <w:iCs/>
-          <w:color w:val="0D0D0D" w:themeColor="text1" w:themeTint="F2"/>
-          <w:lang w:eastAsia="zh-CN"/>
-        </w:rPr>
-        <w:t>seventeen</w:t>
-      </w:r>
-      <w:r>
-        <w:rPr>
-          <w:rFonts w:ascii="Times New Roman" w:eastAsia="宋体" w:hAnsi="Times New Roman"/>
-          <w:iCs/>
-          <w:color w:val="0D0D0D" w:themeColor="text1" w:themeTint="F2"/>
-          <w:lang w:eastAsia="zh-CN"/>
-        </w:rPr>
-        <w:t xml:space="preserve"> countries are the same as Chinese psychological samples (see Figure 4B, 4D). </w:t>
-      </w:r>
-      <w:r>
-        <w:rPr>
-          <w:rFonts w:ascii="Times New Roman" w:eastAsia="宋体" w:hAnsi="Times New Roman"/>
-          <w:iCs/>
-          <w:color w:val="0D0D0D" w:themeColor="text1" w:themeTint="F2"/>
-          <w:lang w:eastAsia="zh-CN"/>
-        </w:rPr>
-        <w:t xml:space="preserve">These </w:t>
-      </w:r>
-      <w:r>
-        <w:rPr>
-          <w:rFonts w:ascii="Times New Roman" w:eastAsia="宋体" w:hAnsi="Times New Roman"/>
-          <w:iCs/>
-          <w:color w:val="0D0D0D" w:themeColor="text1" w:themeTint="F2"/>
-          <w:lang w:eastAsia="zh-CN"/>
-        </w:rPr>
-        <w:t xml:space="preserve">preliminary results </w:t>
-      </w:r>
-      <w:r>
-        <w:rPr>
-          <w:rFonts w:ascii="Times New Roman" w:eastAsia="宋体" w:hAnsi="Times New Roman"/>
-          <w:iCs/>
-          <w:color w:val="0D0D0D" w:themeColor="text1" w:themeTint="F2"/>
-          <w:lang w:eastAsia="zh-CN"/>
-        </w:rPr>
-        <w:t xml:space="preserve">was similar to that divided by developmental stage and it </w:t>
-      </w:r>
-      <w:r>
-        <w:rPr>
-          <w:rFonts w:ascii="Times New Roman" w:eastAsia="宋体" w:hAnsi="Times New Roman"/>
-          <w:iCs/>
-          <w:color w:val="0D0D0D" w:themeColor="text1" w:themeTint="F2"/>
-          <w:lang w:eastAsia="zh-CN"/>
-        </w:rPr>
-        <w:t>indicated that the psychological samples from many regions are similar, probably most of them are college students or communities around university campus (</w:t>
-      </w:r>
-      <w:r>
-        <w:rPr>
-          <w:rFonts w:ascii="Times New Roman" w:eastAsia="宋体" w:hAnsi="Times New Roman"/>
-          <w:iCs/>
-          <w:color w:val="0D0D0D" w:themeColor="text1" w:themeTint="F2"/>
-          <w:lang w:eastAsia="zh-CN"/>
-        </w:rPr>
-        <w:fldChar w:fldCharType="begin"/>
-      </w:r>
-      <w:r>
-        <w:rPr>
-          <w:rFonts w:ascii="Times New Roman" w:eastAsia="宋体" w:hAnsi="Times New Roman"/>
-          <w:iCs/>
-          <w:color w:val="0D0D0D" w:themeColor="text1" w:themeTint="F2"/>
-          <w:lang w:eastAsia="zh-CN"/>
-        </w:rPr>
-        <w:instrText xml:space="preserve"> ADDIN EN.CITE &lt;EndNote&gt;&lt;Cite AuthorYear="1"&gt;&lt;Author&gt;Arnett&lt;/Author&gt;&lt;Year&gt;2008&lt;/Year&gt;&lt;RecNum&gt;7&lt;/RecNum&gt;&lt;DisplayText&gt;Arnett (2008)&lt;/DisplayText&gt;&lt;record&gt;&lt;rec-number&gt;7&lt;/rec-number&gt;&lt;foreign-keys&gt;&lt;key app="EN" db-id="2922wvzem0sp5jes2d8p2vz4aw9a5vr5ap5e" timestamp="1633608182"&gt;7&lt;/key&gt;&lt;/foreign-keys&gt;&lt;ref-type name="Journal Article"&gt;17&lt;/ref-type&gt;&lt;contributors&gt;&lt;authors&gt;&lt;author&gt;Arnett, Jeffrey J.&lt;/author&gt;&lt;/authors&gt;&lt;/contributors&gt;&lt;titles&gt;&lt;title&gt;The neglected 95%: Why American psychology needs to become less American&lt;/title&gt;&lt;secondary-title&gt;The American psychologist&lt;/secondary-title&gt;&lt;/titles&gt;&lt;pages&gt;602–614&lt;/pages&gt;&lt;volume&gt;63&lt;/volume&gt;&lt;dates&gt;&lt;year&gt;2008&lt;/year&gt;&lt;pub-dates&gt;&lt;date&gt;11/01&lt;/date&gt;&lt;/pub-dates&gt;&lt;/dates&gt;&lt;urls&gt;&lt;/urls&gt;&lt;electronic-resource-num&gt;10.1037/0003-066X.63.7.602&lt;/electronic-resource-num&gt;&lt;/record&gt;&lt;/Cite&gt;&lt;/EndNote&gt;</w:instrText>
-      </w:r>
-      <w:r>
-        <w:rPr>
-          <w:rFonts w:ascii="Times New Roman" w:eastAsia="宋体" w:hAnsi="Times New Roman"/>
-          <w:iCs/>
-          <w:color w:val="0D0D0D" w:themeColor="text1" w:themeTint="F2"/>
-          <w:lang w:eastAsia="zh-CN"/>
-        </w:rPr>
-        <w:fldChar w:fldCharType="separate"/>
-      </w:r>
-      <w:r>
-        <w:rPr>
-          <w:rFonts w:ascii="Times New Roman" w:eastAsia="宋体" w:hAnsi="Times New Roman"/>
-          <w:iCs/>
-          <w:noProof/>
-          <w:color w:val="0D0D0D" w:themeColor="text1" w:themeTint="F2"/>
-          <w:lang w:eastAsia="zh-CN"/>
-        </w:rPr>
-        <w:t>Arnett</w:t>
-      </w:r>
-      <w:r>
-        <w:rPr>
-          <w:rFonts w:ascii="Times New Roman" w:eastAsia="宋体" w:hAnsi="Times New Roman" w:hint="eastAsia"/>
-          <w:iCs/>
-          <w:noProof/>
-          <w:color w:val="0D0D0D" w:themeColor="text1" w:themeTint="F2"/>
-          <w:lang w:eastAsia="zh-CN"/>
-        </w:rPr>
-        <w:t>,</w:t>
-      </w:r>
-      <w:r>
-        <w:rPr>
-          <w:rFonts w:ascii="Times New Roman" w:eastAsia="宋体" w:hAnsi="Times New Roman"/>
-          <w:iCs/>
-          <w:noProof/>
-          <w:color w:val="0D0D0D" w:themeColor="text1" w:themeTint="F2"/>
-          <w:lang w:eastAsia="zh-CN"/>
-        </w:rPr>
-        <w:t xml:space="preserve"> 2008)</w:t>
-      </w:r>
-      <w:r>
-        <w:rPr>
-          <w:rFonts w:ascii="Times New Roman" w:eastAsia="宋体" w:hAnsi="Times New Roman"/>
-          <w:iCs/>
-          <w:color w:val="0D0D0D" w:themeColor="text1" w:themeTint="F2"/>
-          <w:lang w:eastAsia="zh-CN"/>
-        </w:rPr>
-        <w:fldChar w:fldCharType="end"/>
-      </w:r>
-      <w:r>
-        <w:rPr>
-          <w:rFonts w:ascii="Times New Roman" w:eastAsia="宋体" w:hAnsi="Times New Roman"/>
-          <w:iCs/>
-          <w:color w:val="0D0D0D" w:themeColor="text1" w:themeTint="F2"/>
-          <w:lang w:eastAsia="zh-CN"/>
-        </w:rPr>
-        <w:t>.</w:t>
-      </w:r>
-      <w:r>
-        <w:rPr>
-          <w:rFonts w:ascii="Times New Roman" w:eastAsia="宋体" w:hAnsi="Times New Roman"/>
-          <w:noProof/>
-          <w:color w:val="0D0D0D" w:themeColor="text1" w:themeTint="F2"/>
-          <w:lang w:eastAsia="zh-CN"/>
-        </w:rPr>
-        <w:t xml:space="preserve"> </w:t>
+        <w:t xml:space="preserve">Here we reported results for age distribution analysis based on 10-year age bins. </w:t>
       </w:r>
     </w:p>
     <w:p>
@@ -432,24 +49,379 @@
           <w:lang w:eastAsia="zh-CN"/>
         </w:rPr>
       </w:pPr>
+      <w:r>
+        <w:rPr>
+          <w:rFonts w:ascii="Times New Roman" w:eastAsia="宋体" w:hAnsi="Times New Roman" w:hint="eastAsia"/>
+          <w:color w:val="0D0D0D" w:themeColor="text1" w:themeTint="F2"/>
+          <w:lang w:eastAsia="zh-CN"/>
+        </w:rPr>
+        <w:t>F</w:t>
+      </w:r>
+      <w:r>
+        <w:rPr>
+          <w:rFonts w:ascii="Times New Roman" w:eastAsia="宋体" w:hAnsi="Times New Roman"/>
+          <w:color w:val="0D0D0D" w:themeColor="text1" w:themeTint="F2"/>
+          <w:lang w:eastAsia="zh-CN"/>
+        </w:rPr>
+        <w:t xml:space="preserve">or H2, </w:t>
+      </w:r>
+      <w:r>
+        <w:rPr>
+          <w:rFonts w:ascii="Times New Roman" w:eastAsia="宋体" w:hAnsi="Times New Roman"/>
+          <w:iCs/>
+          <w:color w:val="0D0D0D" w:themeColor="text1" w:themeTint="F2"/>
+          <w:lang w:eastAsia="zh-CN"/>
+        </w:rPr>
+        <w:t xml:space="preserve">we </w:t>
+      </w:r>
+      <w:r>
+        <w:rPr>
+          <w:rFonts w:ascii="Times New Roman" w:eastAsia="宋体" w:hAnsi="Times New Roman"/>
+          <w:iCs/>
+          <w:color w:val="0D0D0D" w:themeColor="text1" w:themeTint="F2"/>
+          <w:lang w:eastAsia="zh-CN"/>
+        </w:rPr>
+        <w:t xml:space="preserve">also </w:t>
+      </w:r>
+      <w:r>
+        <w:rPr>
+          <w:rFonts w:ascii="Times New Roman" w:eastAsia="宋体" w:hAnsi="Times New Roman"/>
+          <w:iCs/>
+          <w:color w:val="0D0D0D" w:themeColor="text1" w:themeTint="F2"/>
+          <w:lang w:eastAsia="zh-CN"/>
+        </w:rPr>
+        <w:t xml:space="preserve">found that the age distribution </w:t>
+      </w:r>
+      <w:r>
+        <w:rPr>
+          <w:rFonts w:ascii="Times New Roman" w:eastAsia="宋体" w:hAnsi="Times New Roman"/>
+          <w:iCs/>
+          <w:color w:val="0D0D0D" w:themeColor="text1" w:themeTint="F2"/>
+          <w:lang w:eastAsia="zh-CN"/>
+        </w:rPr>
+        <w:t xml:space="preserve">of PSA001 </w:t>
+      </w:r>
+      <w:r>
+        <w:rPr>
+          <w:rFonts w:ascii="Times New Roman" w:eastAsia="宋体" w:hAnsi="Times New Roman"/>
+          <w:iCs/>
+          <w:color w:val="0D0D0D" w:themeColor="text1" w:themeTint="F2"/>
+          <w:lang w:eastAsia="zh-CN"/>
+        </w:rPr>
+        <w:t>is different from that of the census data, with strong evidence from Bayesian multinomial test, log(BF</w:t>
+      </w:r>
+      <w:r>
+        <w:rPr>
+          <w:rFonts w:ascii="Times New Roman" w:eastAsia="宋体" w:hAnsi="Times New Roman"/>
+          <w:iCs/>
+          <w:color w:val="0D0D0D" w:themeColor="text1" w:themeTint="F2"/>
+          <w:vertAlign w:val="subscript"/>
+          <w:lang w:eastAsia="zh-CN"/>
+        </w:rPr>
+        <w:t>10</w:t>
+      </w:r>
+      <w:r>
+        <w:rPr>
+          <w:rFonts w:ascii="Times New Roman" w:eastAsia="宋体" w:hAnsi="Times New Roman"/>
+          <w:color w:val="0D0D0D" w:themeColor="text1" w:themeTint="F2"/>
+          <w:lang w:eastAsia="zh-CN"/>
+        </w:rPr>
+        <w:t>) =</w:t>
+      </w:r>
+      <w:r>
+        <w:rPr>
+          <w:rFonts w:ascii="Times New Roman" w:hAnsi="Times New Roman"/>
+          <w:color w:val="000000" w:themeColor="text1"/>
+        </w:rPr>
+        <w:t xml:space="preserve"> </w:t>
+      </w:r>
+      <w:r>
+        <w:rPr>
+          <w:rFonts w:ascii="Times New Roman" w:hAnsi="Times New Roman" w:cs="Times New Roman"/>
+          <w:color w:val="000000" w:themeColor="text1"/>
+          <w:lang w:eastAsia="zh-CN"/>
+        </w:rPr>
+        <w:t>1</w:t>
+      </w:r>
+      <w:r>
+        <w:rPr>
+          <w:rFonts w:ascii="Times New Roman" w:hAnsi="Times New Roman" w:cs="Times New Roman"/>
+          <w:color w:val="000000" w:themeColor="text1"/>
+          <w:lang w:eastAsia="zh-CN"/>
+        </w:rPr>
+        <w:t>13.33</w:t>
+      </w:r>
+      <w:r>
+        <w:rPr>
+          <w:rFonts w:ascii="Times New Roman" w:hAnsi="Times New Roman" w:cs="Times New Roman"/>
+          <w:color w:val="000000" w:themeColor="text1"/>
+          <w:lang w:eastAsia="zh-CN"/>
+        </w:rPr>
+        <w:t xml:space="preserve"> </w:t>
+      </w:r>
+      <w:r>
+        <w:rPr>
+          <w:rFonts w:ascii="Times New Roman" w:eastAsia="宋体" w:hAnsi="Times New Roman"/>
+          <w:iCs/>
+          <w:color w:val="0D0D0D" w:themeColor="text1" w:themeTint="F2"/>
+          <w:lang w:eastAsia="zh-CN"/>
+        </w:rPr>
+        <w:t>for non-informative prior and log(BF</w:t>
+      </w:r>
+      <w:r>
+        <w:rPr>
+          <w:rFonts w:ascii="Times New Roman" w:eastAsia="宋体" w:hAnsi="Times New Roman"/>
+          <w:iCs/>
+          <w:color w:val="0D0D0D" w:themeColor="text1" w:themeTint="F2"/>
+          <w:vertAlign w:val="subscript"/>
+          <w:lang w:eastAsia="zh-CN"/>
+        </w:rPr>
+        <w:t>10</w:t>
+      </w:r>
+      <w:r>
+        <w:rPr>
+          <w:rFonts w:ascii="Times New Roman" w:eastAsia="宋体" w:hAnsi="Times New Roman"/>
+          <w:iCs/>
+          <w:color w:val="0D0D0D" w:themeColor="text1" w:themeTint="F2"/>
+          <w:lang w:eastAsia="zh-CN"/>
+        </w:rPr>
+        <w:t xml:space="preserve">) = </w:t>
+      </w:r>
+      <w:r>
+        <w:rPr>
+          <w:rFonts w:ascii="Times New Roman" w:eastAsia="宋体" w:hAnsi="Times New Roman"/>
+          <w:iCs/>
+          <w:color w:val="0D0D0D" w:themeColor="text1" w:themeTint="F2"/>
+          <w:lang w:eastAsia="zh-CN"/>
+        </w:rPr>
+        <w:t>63.54</w:t>
+      </w:r>
+      <w:r>
+        <w:rPr>
+          <w:rFonts w:ascii="Times New Roman" w:eastAsia="宋体" w:hAnsi="Times New Roman"/>
+          <w:iCs/>
+          <w:color w:val="0D0D0D" w:themeColor="text1" w:themeTint="F2"/>
+          <w:lang w:eastAsia="zh-CN"/>
+        </w:rPr>
+        <w:t xml:space="preserve"> for informative prior</w:t>
+      </w:r>
+      <w:r>
+        <w:rPr>
+          <w:rFonts w:ascii="Times New Roman" w:hAnsi="Times New Roman"/>
+          <w:color w:val="000000" w:themeColor="text1"/>
+        </w:rPr>
+        <w:t>.</w:t>
+      </w:r>
     </w:p>
     <w:p>
       <w:pPr>
         <w:spacing w:line="360" w:lineRule="auto"/>
         <w:ind w:firstLineChars="200" w:firstLine="440"/>
         <w:rPr>
-          <w:rFonts w:ascii="Times New Roman" w:eastAsia="宋体" w:hAnsi="Times New Roman"/>
+          <w:rFonts w:ascii="Times New Roman" w:eastAsia="宋体" w:hAnsi="Times New Roman" w:hint="eastAsia"/>
+          <w:noProof/>
           <w:color w:val="0D0D0D" w:themeColor="text1" w:themeTint="F2"/>
           <w:lang w:eastAsia="zh-CN"/>
         </w:rPr>
       </w:pPr>
+      <w:r>
+        <w:rPr>
+          <w:rFonts w:ascii="Times New Roman" w:eastAsia="宋体" w:hAnsi="Times New Roman"/>
+          <w:color w:val="0D0D0D" w:themeColor="text1" w:themeTint="F2"/>
+          <w:lang w:eastAsia="zh-CN"/>
+        </w:rPr>
+        <w:t xml:space="preserve">For H3, </w:t>
+      </w:r>
+      <w:r>
+        <w:rPr>
+          <w:rFonts w:ascii="Times New Roman" w:eastAsia="宋体" w:hAnsi="Times New Roman"/>
+          <w:iCs/>
+          <w:color w:val="0D0D0D" w:themeColor="text1" w:themeTint="F2"/>
+          <w:lang w:eastAsia="zh-CN"/>
+        </w:rPr>
+        <w:t xml:space="preserve">the pairwise Bayesian multinomial test with non-informative revealed strong evidence that samples from </w:t>
+      </w:r>
+      <w:r>
+        <w:rPr>
+          <w:rFonts w:ascii="Times New Roman" w:eastAsia="宋体" w:hAnsi="Times New Roman" w:hint="eastAsia"/>
+          <w:iCs/>
+          <w:color w:val="0D0D0D" w:themeColor="text1" w:themeTint="F2"/>
+          <w:lang w:eastAsia="zh-CN"/>
+        </w:rPr>
+        <w:t>seventeen</w:t>
+      </w:r>
+      <w:r>
+        <w:rPr>
+          <w:rFonts w:ascii="Times New Roman" w:eastAsia="宋体" w:hAnsi="Times New Roman"/>
+          <w:iCs/>
+          <w:color w:val="0D0D0D" w:themeColor="text1" w:themeTint="F2"/>
+          <w:lang w:eastAsia="zh-CN"/>
+        </w:rPr>
+        <w:t xml:space="preserve"> countries are the same as Chinese psychological samples (see Figure </w:t>
+      </w:r>
+      <w:r>
+        <w:rPr>
+          <w:rFonts w:ascii="Times New Roman" w:eastAsia="宋体" w:hAnsi="Times New Roman"/>
+          <w:iCs/>
+          <w:color w:val="0D0D0D" w:themeColor="text1" w:themeTint="F2"/>
+          <w:lang w:eastAsia="zh-CN"/>
+        </w:rPr>
+        <w:t>S1a</w:t>
+      </w:r>
+      <w:r>
+        <w:rPr>
+          <w:rFonts w:ascii="Times New Roman" w:eastAsia="宋体" w:hAnsi="Times New Roman"/>
+          <w:iCs/>
+          <w:color w:val="0D0D0D" w:themeColor="text1" w:themeTint="F2"/>
+          <w:lang w:eastAsia="zh-CN"/>
+        </w:rPr>
+        <w:t xml:space="preserve">, </w:t>
+      </w:r>
+      <w:r>
+        <w:rPr>
+          <w:rFonts w:ascii="Times New Roman" w:eastAsia="宋体" w:hAnsi="Times New Roman"/>
+          <w:iCs/>
+          <w:color w:val="0D0D0D" w:themeColor="text1" w:themeTint="F2"/>
+          <w:lang w:eastAsia="zh-CN"/>
+        </w:rPr>
+        <w:t>S1b</w:t>
+      </w:r>
+      <w:r>
+        <w:rPr>
+          <w:rFonts w:ascii="Times New Roman" w:eastAsia="宋体" w:hAnsi="Times New Roman"/>
+          <w:iCs/>
+          <w:color w:val="0D0D0D" w:themeColor="text1" w:themeTint="F2"/>
+          <w:lang w:eastAsia="zh-CN"/>
+        </w:rPr>
+        <w:t xml:space="preserve">). </w:t>
+      </w:r>
+      <w:r>
+        <w:rPr>
+          <w:rFonts w:ascii="Times New Roman" w:eastAsia="宋体" w:hAnsi="Times New Roman"/>
+          <w:iCs/>
+          <w:color w:val="0D0D0D" w:themeColor="text1" w:themeTint="F2"/>
+          <w:lang w:eastAsia="zh-CN"/>
+        </w:rPr>
+        <w:t xml:space="preserve">These </w:t>
+      </w:r>
+      <w:r>
+        <w:rPr>
+          <w:rFonts w:ascii="Times New Roman" w:eastAsia="宋体" w:hAnsi="Times New Roman"/>
+          <w:iCs/>
+          <w:color w:val="0D0D0D" w:themeColor="text1" w:themeTint="F2"/>
+          <w:lang w:eastAsia="zh-CN"/>
+        </w:rPr>
+        <w:t xml:space="preserve">preliminary results </w:t>
+      </w:r>
+      <w:r>
+        <w:rPr>
+          <w:rFonts w:ascii="Times New Roman" w:eastAsia="宋体" w:hAnsi="Times New Roman"/>
+          <w:iCs/>
+          <w:color w:val="0D0D0D" w:themeColor="text1" w:themeTint="F2"/>
+          <w:lang w:eastAsia="zh-CN"/>
+        </w:rPr>
+        <w:t xml:space="preserve">was similar to that divided by developmental stage and it </w:t>
+      </w:r>
+      <w:r>
+        <w:rPr>
+          <w:rFonts w:ascii="Times New Roman" w:eastAsia="宋体" w:hAnsi="Times New Roman"/>
+          <w:iCs/>
+          <w:color w:val="0D0D0D" w:themeColor="text1" w:themeTint="F2"/>
+          <w:lang w:eastAsia="zh-CN"/>
+        </w:rPr>
+        <w:t>indicated that the psychological samples from many regions are similar, probably most of them are college students or communities around university campus (</w:t>
+      </w:r>
+      <w:r>
+        <w:rPr>
+          <w:rFonts w:ascii="Times New Roman" w:eastAsia="宋体" w:hAnsi="Times New Roman"/>
+          <w:iCs/>
+          <w:color w:val="0D0D0D" w:themeColor="text1" w:themeTint="F2"/>
+          <w:lang w:eastAsia="zh-CN"/>
+        </w:rPr>
+        <w:fldChar w:fldCharType="begin"/>
+      </w:r>
+      <w:r>
+        <w:rPr>
+          <w:rFonts w:ascii="Times New Roman" w:eastAsia="宋体" w:hAnsi="Times New Roman"/>
+          <w:iCs/>
+          <w:color w:val="0D0D0D" w:themeColor="text1" w:themeTint="F2"/>
+          <w:lang w:eastAsia="zh-CN"/>
+        </w:rPr>
+        <w:instrText xml:space="preserve"> ADDIN EN.CITE &lt;EndNote&gt;&lt;Cite AuthorYear="1"&gt;&lt;Author&gt;Arnett&lt;/Author&gt;&lt;Year&gt;2008&lt;/Year&gt;&lt;RecNum&gt;7&lt;/RecNum&gt;&lt;DisplayText&gt;Arnett (2008)&lt;/DisplayText&gt;&lt;record&gt;&lt;rec-number&gt;7&lt;/rec-number&gt;&lt;foreign-keys&gt;&lt;key app="EN" db-id="2922wvzem0sp5jes2d8p2vz4aw9a5vr5ap5e" timestamp="1633608182"&gt;7&lt;/key&gt;&lt;/foreign-keys&gt;&lt;ref-type name="Journal Article"&gt;17&lt;/ref-type&gt;&lt;contributors&gt;&lt;authors&gt;&lt;author&gt;Arnett, Jeffrey J.&lt;/author&gt;&lt;/authors&gt;&lt;/contributors&gt;&lt;titles&gt;&lt;title&gt;The neglected 95%: Why American psychology needs to become less American&lt;/title&gt;&lt;secondary-title&gt;The American psychologist&lt;/secondary-title&gt;&lt;/titles&gt;&lt;pages&gt;602–614&lt;/pages&gt;&lt;volume&gt;63&lt;/volume&gt;&lt;dates&gt;&lt;year&gt;2008&lt;/year&gt;&lt;pub-dates&gt;&lt;date&gt;11/01&lt;/date&gt;&lt;/pub-dates&gt;&lt;/dates&gt;&lt;urls&gt;&lt;/urls&gt;&lt;electronic-resource-num&gt;10.1037/0003-066X.63.7.602&lt;/electronic-resource-num&gt;&lt;/record&gt;&lt;/Cite&gt;&lt;/EndNote&gt;</w:instrText>
+      </w:r>
+      <w:r>
+        <w:rPr>
+          <w:rFonts w:ascii="Times New Roman" w:eastAsia="宋体" w:hAnsi="Times New Roman"/>
+          <w:iCs/>
+          <w:color w:val="0D0D0D" w:themeColor="text1" w:themeTint="F2"/>
+          <w:lang w:eastAsia="zh-CN"/>
+        </w:rPr>
+        <w:fldChar w:fldCharType="separate"/>
+      </w:r>
+      <w:r>
+        <w:rPr>
+          <w:rFonts w:ascii="Times New Roman" w:eastAsia="宋体" w:hAnsi="Times New Roman"/>
+          <w:iCs/>
+          <w:noProof/>
+          <w:color w:val="0D0D0D" w:themeColor="text1" w:themeTint="F2"/>
+          <w:lang w:eastAsia="zh-CN"/>
+        </w:rPr>
+        <w:t>Arnett</w:t>
+      </w:r>
+      <w:r>
+        <w:rPr>
+          <w:rFonts w:ascii="Times New Roman" w:eastAsia="宋体" w:hAnsi="Times New Roman" w:hint="eastAsia"/>
+          <w:iCs/>
+          <w:noProof/>
+          <w:color w:val="0D0D0D" w:themeColor="text1" w:themeTint="F2"/>
+          <w:lang w:eastAsia="zh-CN"/>
+        </w:rPr>
+        <w:t>,</w:t>
+      </w:r>
+      <w:r>
+        <w:rPr>
+          <w:rFonts w:ascii="Times New Roman" w:eastAsia="宋体" w:hAnsi="Times New Roman"/>
+          <w:iCs/>
+          <w:noProof/>
+          <w:color w:val="0D0D0D" w:themeColor="text1" w:themeTint="F2"/>
+          <w:lang w:eastAsia="zh-CN"/>
+        </w:rPr>
+        <w:t xml:space="preserve"> 2008)</w:t>
+      </w:r>
+      <w:r>
+        <w:rPr>
+          <w:rFonts w:ascii="Times New Roman" w:eastAsia="宋体" w:hAnsi="Times New Roman"/>
+          <w:iCs/>
+          <w:color w:val="0D0D0D" w:themeColor="text1" w:themeTint="F2"/>
+          <w:lang w:eastAsia="zh-CN"/>
+        </w:rPr>
+        <w:fldChar w:fldCharType="end"/>
+      </w:r>
+      <w:r>
+        <w:rPr>
+          <w:rFonts w:ascii="Times New Roman" w:eastAsia="宋体" w:hAnsi="Times New Roman"/>
+          <w:iCs/>
+          <w:color w:val="0D0D0D" w:themeColor="text1" w:themeTint="F2"/>
+          <w:lang w:eastAsia="zh-CN"/>
+        </w:rPr>
+        <w:t>.</w:t>
+      </w:r>
+      <w:r>
+        <w:rPr>
+          <w:rFonts w:ascii="Times New Roman" w:eastAsia="宋体" w:hAnsi="Times New Roman"/>
+          <w:noProof/>
+          <w:color w:val="0D0D0D" w:themeColor="text1" w:themeTint="F2"/>
+          <w:lang w:eastAsia="zh-CN"/>
+        </w:rPr>
+        <w:t xml:space="preserve"> </w:t>
+      </w:r>
     </w:p>
     <w:p>
       <w:pPr>
         <w:spacing w:line="360" w:lineRule="auto"/>
         <w:ind w:firstLineChars="200" w:firstLine="440"/>
         <w:rPr>
-          <w:rFonts w:ascii="Times New Roman" w:eastAsia="宋体" w:hAnsi="Times New Roman" w:hint="eastAsia"/>
+          <w:rFonts w:ascii="Times New Roman" w:eastAsia="宋体" w:hAnsi="Times New Roman"/>
           <w:color w:val="0D0D0D" w:themeColor="text1" w:themeTint="F2"/>
           <w:lang w:eastAsia="zh-CN"/>
         </w:rPr>
@@ -461,11 +433,10 @@
           <w:color w:val="0D0D0D" w:themeColor="text1" w:themeTint="F2"/>
           <w:lang w:eastAsia="zh-CN"/>
         </w:rPr>
-        <w:lastRenderedPageBreak/>
         <w:drawing>
-          <wp:inline distT="0" distB="0" distL="0" distR="0" wp14:anchorId="54C89BDE" wp14:editId="67B5B202">
-            <wp:extent cx="5274310" cy="5274310"/>
-            <wp:effectExtent l="0" t="0" r="2540" b="2540"/>
+          <wp:inline distT="0" distB="0" distL="0" distR="0" wp14:anchorId="54C89BDE" wp14:editId="02A6BCE9">
+            <wp:extent cx="5274310" cy="2637155"/>
+            <wp:effectExtent l="0" t="0" r="2540" b="0"/>
             <wp:docPr id="1" name="图片 1"/>
             <wp:cNvGraphicFramePr>
               <a:graphicFrameLocks xmlns:a="http://schemas.openxmlformats.org/drawingml/2006/main" noChangeAspect="1"/>
@@ -486,7 +457,7 @@
                   <pic:spPr>
                     <a:xfrm>
                       <a:off x="0" y="0"/>
-                      <a:ext cx="5274310" cy="5274310"/>
+                      <a:ext cx="5274310" cy="2637155"/>
                     </a:xfrm>
                     <a:prstGeom prst="rect">
                       <a:avLst/>
@@ -498,6 +469,852 @@
           </wp:inline>
         </w:drawing>
       </w:r>
+    </w:p>
+    <w:p>
+      <w:pPr>
+        <w:spacing w:line="240" w:lineRule="auto"/>
+        <w:jc w:val="center"/>
+        <w:rPr>
+          <w:rFonts w:ascii="Times New Roman" w:eastAsia="宋体" w:hAnsi="Times New Roman"/>
+          <w:color w:val="0D0D0D" w:themeColor="text1" w:themeTint="F2"/>
+          <w:lang w:eastAsia="zh-CN"/>
+        </w:rPr>
+      </w:pPr>
+      <w:r>
+        <w:rPr>
+          <w:rFonts w:ascii="Times New Roman" w:eastAsia="宋体" w:hAnsi="Times New Roman"/>
+          <w:color w:val="0D0D0D" w:themeColor="text1" w:themeTint="F2"/>
+          <w:lang w:eastAsia="zh-CN"/>
+        </w:rPr>
+        <w:t>F</w:t>
+      </w:r>
+      <w:r>
+        <w:rPr>
+          <w:rFonts w:ascii="Times New Roman" w:eastAsia="宋体" w:hAnsi="Times New Roman" w:hint="eastAsia"/>
+          <w:color w:val="0D0D0D" w:themeColor="text1" w:themeTint="F2"/>
+          <w:lang w:eastAsia="zh-CN"/>
+        </w:rPr>
+        <w:t>igure</w:t>
+      </w:r>
+      <w:r>
+        <w:rPr>
+          <w:rFonts w:ascii="Times New Roman" w:eastAsia="宋体" w:hAnsi="Times New Roman"/>
+          <w:color w:val="0D0D0D" w:themeColor="text1" w:themeTint="F2"/>
+          <w:lang w:eastAsia="zh-CN"/>
+        </w:rPr>
+        <w:t xml:space="preserve"> S1</w:t>
+      </w:r>
+      <w:r>
+        <w:rPr>
+          <w:rFonts w:ascii="Times New Roman" w:eastAsia="宋体" w:hAnsi="Times New Roman" w:hint="eastAsia"/>
+          <w:color w:val="0D0D0D" w:themeColor="text1" w:themeTint="F2"/>
+          <w:lang w:eastAsia="zh-CN"/>
+        </w:rPr>
+        <w:t>a</w:t>
+      </w:r>
+      <w:r>
+        <w:rPr>
+          <w:rFonts w:ascii="Times New Roman" w:eastAsia="宋体" w:hAnsi="Times New Roman"/>
+          <w:color w:val="0D0D0D" w:themeColor="text1" w:themeTint="F2"/>
+          <w:lang w:eastAsia="zh-CN"/>
+        </w:rPr>
+        <w:t xml:space="preserve"> and S1b: </w:t>
+      </w:r>
+      <w:r>
+        <w:rPr>
+          <w:rFonts w:ascii="Times New Roman" w:eastAsia="宋体" w:hAnsi="Times New Roman"/>
+          <w:color w:val="0D0D0D" w:themeColor="text1" w:themeTint="F2"/>
+          <w:lang w:eastAsia="zh-CN"/>
+        </w:rPr>
+        <w:t xml:space="preserve">The </w:t>
+      </w:r>
+      <w:r>
+        <w:rPr>
+          <w:rFonts w:ascii="Times New Roman" w:eastAsia="宋体" w:hAnsi="Times New Roman"/>
+          <w:color w:val="0D0D0D" w:themeColor="text1" w:themeTint="F2"/>
+          <w:lang w:eastAsia="zh-CN"/>
+        </w:rPr>
+        <w:t>age distribution from PSA 001</w:t>
+      </w:r>
+      <w:r>
+        <w:rPr>
+          <w:rFonts w:ascii="Times New Roman" w:eastAsia="宋体" w:hAnsi="Times New Roman"/>
+          <w:color w:val="0D0D0D" w:themeColor="text1" w:themeTint="F2"/>
+          <w:lang w:eastAsia="zh-CN"/>
+        </w:rPr>
+        <w:t>.</w:t>
+      </w:r>
+      <w:r>
+        <w:rPr>
+          <w:rFonts w:ascii="Times New Roman" w:eastAsia="宋体" w:hAnsi="Times New Roman"/>
+          <w:color w:val="0D0D0D" w:themeColor="text1" w:themeTint="F2"/>
+          <w:lang w:eastAsia="zh-CN"/>
+        </w:rPr>
+        <w:t xml:space="preserve"> </w:t>
+      </w:r>
+      <w:r>
+        <w:rPr>
+          <w:rFonts w:ascii="Times New Roman" w:eastAsia="宋体" w:hAnsi="Times New Roman"/>
+          <w:color w:val="0D0D0D" w:themeColor="text1" w:themeTint="F2"/>
+          <w:lang w:eastAsia="zh-CN"/>
+        </w:rPr>
+        <w:t>(</w:t>
+      </w:r>
+      <w:r>
+        <w:rPr>
+          <w:rFonts w:ascii="Times New Roman" w:eastAsia="宋体" w:hAnsi="Times New Roman"/>
+          <w:color w:val="0D0D0D" w:themeColor="text1" w:themeTint="F2"/>
+          <w:lang w:eastAsia="zh-CN"/>
+        </w:rPr>
+        <w:t>S1a</w:t>
+      </w:r>
+      <w:r>
+        <w:rPr>
+          <w:rFonts w:ascii="Times New Roman" w:eastAsia="宋体" w:hAnsi="Times New Roman"/>
+          <w:color w:val="0D0D0D" w:themeColor="text1" w:themeTint="F2"/>
+          <w:lang w:eastAsia="zh-CN"/>
+        </w:rPr>
+        <w:t>) Pairwise comparisons of age distribution between Chinese psychological sample and available data from other countries; (</w:t>
+      </w:r>
+      <w:r>
+        <w:rPr>
+          <w:rFonts w:ascii="Times New Roman" w:eastAsia="宋体" w:hAnsi="Times New Roman"/>
+          <w:color w:val="0D0D0D" w:themeColor="text1" w:themeTint="F2"/>
+          <w:lang w:eastAsia="zh-CN"/>
+        </w:rPr>
+        <w:t>S1b</w:t>
+      </w:r>
+      <w:r>
+        <w:rPr>
+          <w:rFonts w:ascii="Times New Roman" w:eastAsia="宋体" w:hAnsi="Times New Roman"/>
+          <w:color w:val="0D0D0D" w:themeColor="text1" w:themeTint="F2"/>
+          <w:lang w:eastAsia="zh-CN"/>
+        </w:rPr>
+        <w:t>) Age proportion of all data.</w:t>
+      </w:r>
+      <w:r>
+        <w:rPr>
+          <w:rFonts w:ascii="Times New Roman" w:eastAsia="宋体" w:hAnsi="Times New Roman"/>
+          <w:color w:val="0D0D0D" w:themeColor="text1" w:themeTint="F2"/>
+          <w:lang w:eastAsia="zh-CN"/>
+        </w:rPr>
+        <w:t xml:space="preserve"> </w:t>
+      </w:r>
+      <w:r>
+        <w:rPr>
+          <w:rFonts w:ascii="Times New Roman" w:eastAsia="宋体" w:hAnsi="Times New Roman"/>
+          <w:color w:val="0D0D0D" w:themeColor="text1" w:themeTint="F2"/>
+          <w:lang w:eastAsia="zh-CN"/>
+        </w:rPr>
+        <w:t>Country code:</w:t>
+      </w:r>
+      <w:r>
+        <w:rPr>
+          <w:rFonts w:ascii="Times New Roman" w:eastAsia="宋体" w:hAnsi="Times New Roman"/>
+          <w:color w:val="0D0D0D" w:themeColor="text1" w:themeTint="F2"/>
+          <w:lang w:eastAsia="zh-CN"/>
+        </w:rPr>
+        <w:t xml:space="preserve"> </w:t>
+      </w:r>
+      <w:r>
+        <w:rPr>
+          <w:rFonts w:ascii="Times New Roman" w:eastAsia="宋体" w:hAnsi="Times New Roman" w:hint="eastAsia"/>
+          <w:color w:val="0D0D0D" w:themeColor="text1" w:themeTint="F2"/>
+          <w:lang w:eastAsia="zh-CN"/>
+        </w:rPr>
+        <w:t xml:space="preserve">United Arab Emirates </w:t>
+      </w:r>
+      <w:r>
+        <w:rPr>
+          <w:rFonts w:ascii="Times New Roman" w:eastAsia="宋体" w:hAnsi="Times New Roman"/>
+          <w:color w:val="0D0D0D" w:themeColor="text1" w:themeTint="F2"/>
+          <w:lang w:eastAsia="zh-CN"/>
+        </w:rPr>
+        <w:t xml:space="preserve">(AE), </w:t>
+      </w:r>
+      <w:r>
+        <w:rPr>
+          <w:rFonts w:ascii="Times New Roman" w:eastAsia="宋体" w:hAnsi="Times New Roman" w:hint="eastAsia"/>
+          <w:color w:val="0D0D0D" w:themeColor="text1" w:themeTint="F2"/>
+          <w:lang w:eastAsia="zh-CN"/>
+        </w:rPr>
+        <w:t xml:space="preserve">South Africa </w:t>
+      </w:r>
+      <w:r>
+        <w:rPr>
+          <w:rFonts w:ascii="Times New Roman" w:eastAsia="宋体" w:hAnsi="Times New Roman"/>
+          <w:color w:val="0D0D0D" w:themeColor="text1" w:themeTint="F2"/>
+          <w:lang w:eastAsia="zh-CN"/>
+        </w:rPr>
+        <w:t>(ZA),</w:t>
+      </w:r>
+      <w:r>
+        <w:rPr>
+          <w:rFonts w:ascii="Times New Roman" w:eastAsia="宋体" w:hAnsi="Times New Roman" w:hint="eastAsia"/>
+          <w:color w:val="0D0D0D" w:themeColor="text1" w:themeTint="F2"/>
+          <w:lang w:eastAsia="zh-CN"/>
+        </w:rPr>
+        <w:t xml:space="preserve"> Thailand </w:t>
+      </w:r>
+      <w:r>
+        <w:rPr>
+          <w:rFonts w:ascii="Times New Roman" w:eastAsia="宋体" w:hAnsi="Times New Roman"/>
+          <w:color w:val="0D0D0D" w:themeColor="text1" w:themeTint="F2"/>
+          <w:lang w:eastAsia="zh-CN"/>
+        </w:rPr>
+        <w:t xml:space="preserve">(TH), </w:t>
+      </w:r>
+      <w:r>
+        <w:rPr>
+          <w:rFonts w:ascii="Times New Roman" w:eastAsia="宋体" w:hAnsi="Times New Roman" w:hint="eastAsia"/>
+          <w:color w:val="0D0D0D" w:themeColor="text1" w:themeTint="F2"/>
+          <w:lang w:eastAsia="zh-CN"/>
+        </w:rPr>
+        <w:t xml:space="preserve">Turkey </w:t>
+      </w:r>
+      <w:r>
+        <w:rPr>
+          <w:rFonts w:ascii="Times New Roman" w:eastAsia="宋体" w:hAnsi="Times New Roman"/>
+          <w:color w:val="0D0D0D" w:themeColor="text1" w:themeTint="F2"/>
+          <w:lang w:eastAsia="zh-CN"/>
+        </w:rPr>
+        <w:t xml:space="preserve">(TR), Malaysia (MY), China (CN), Ecuador (EC), </w:t>
+      </w:r>
+      <w:r>
+        <w:rPr>
+          <w:rFonts w:ascii="Times New Roman" w:eastAsia="宋体" w:hAnsi="Times New Roman" w:hint="eastAsia"/>
+          <w:color w:val="0D0D0D" w:themeColor="text1" w:themeTint="F2"/>
+          <w:lang w:eastAsia="zh-CN"/>
+        </w:rPr>
+        <w:t>Colombia</w:t>
+      </w:r>
+      <w:r>
+        <w:rPr>
+          <w:rFonts w:ascii="Times New Roman" w:eastAsia="宋体" w:hAnsi="Times New Roman"/>
+          <w:color w:val="0D0D0D" w:themeColor="text1" w:themeTint="F2"/>
+          <w:lang w:eastAsia="zh-CN"/>
+        </w:rPr>
+        <w:t xml:space="preserve"> </w:t>
+      </w:r>
+      <w:r>
+        <w:rPr>
+          <w:rFonts w:ascii="Times New Roman" w:eastAsia="宋体" w:hAnsi="Times New Roman" w:hint="eastAsia"/>
+          <w:color w:val="0D0D0D" w:themeColor="text1" w:themeTint="F2"/>
+          <w:lang w:eastAsia="zh-CN"/>
+        </w:rPr>
+        <w:t>(</w:t>
+      </w:r>
+      <w:r>
+        <w:rPr>
+          <w:rFonts w:ascii="Times New Roman" w:eastAsia="宋体" w:hAnsi="Times New Roman"/>
+          <w:color w:val="0D0D0D" w:themeColor="text1" w:themeTint="F2"/>
+          <w:lang w:eastAsia="zh-CN"/>
+        </w:rPr>
+        <w:t xml:space="preserve">CO), </w:t>
+      </w:r>
+      <w:r>
+        <w:rPr>
+          <w:rFonts w:ascii="Times New Roman" w:eastAsia="宋体" w:hAnsi="Times New Roman" w:hint="eastAsia"/>
+          <w:color w:val="0D0D0D" w:themeColor="text1" w:themeTint="F2"/>
+          <w:lang w:eastAsia="zh-CN"/>
+        </w:rPr>
+        <w:t>Brazil</w:t>
+      </w:r>
+      <w:r>
+        <w:rPr>
+          <w:rFonts w:ascii="Times New Roman" w:eastAsia="宋体" w:hAnsi="Times New Roman"/>
+          <w:color w:val="0D0D0D" w:themeColor="text1" w:themeTint="F2"/>
+          <w:lang w:eastAsia="zh-CN"/>
+        </w:rPr>
+        <w:t xml:space="preserve"> (BR), </w:t>
+      </w:r>
+      <w:r>
+        <w:rPr>
+          <w:rFonts w:ascii="Times New Roman" w:eastAsia="宋体" w:hAnsi="Times New Roman" w:hint="eastAsia"/>
+          <w:color w:val="0D0D0D" w:themeColor="text1" w:themeTint="F2"/>
+          <w:lang w:eastAsia="zh-CN"/>
+        </w:rPr>
+        <w:t>Peru</w:t>
+      </w:r>
+      <w:r>
+        <w:rPr>
+          <w:rFonts w:ascii="Times New Roman" w:eastAsia="宋体" w:hAnsi="Times New Roman"/>
+          <w:color w:val="0D0D0D" w:themeColor="text1" w:themeTint="F2"/>
+          <w:lang w:eastAsia="zh-CN"/>
+        </w:rPr>
+        <w:t xml:space="preserve"> (PE), </w:t>
+      </w:r>
+      <w:r>
+        <w:rPr>
+          <w:rFonts w:ascii="Times New Roman" w:eastAsia="宋体" w:hAnsi="Times New Roman" w:hint="eastAsia"/>
+          <w:color w:val="0D0D0D" w:themeColor="text1" w:themeTint="F2"/>
+          <w:lang w:eastAsia="zh-CN"/>
+        </w:rPr>
+        <w:t xml:space="preserve">Iran </w:t>
+      </w:r>
+      <w:r>
+        <w:rPr>
+          <w:rFonts w:ascii="Times New Roman" w:eastAsia="宋体" w:hAnsi="Times New Roman"/>
+          <w:color w:val="0D0D0D" w:themeColor="text1" w:themeTint="F2"/>
+          <w:lang w:eastAsia="zh-CN"/>
+        </w:rPr>
+        <w:t xml:space="preserve">(IR), </w:t>
+      </w:r>
+      <w:r>
+        <w:rPr>
+          <w:rFonts w:ascii="Times New Roman" w:eastAsia="宋体" w:hAnsi="Times New Roman" w:hint="eastAsia"/>
+          <w:color w:val="0D0D0D" w:themeColor="text1" w:themeTint="F2"/>
+          <w:lang w:eastAsia="zh-CN"/>
+        </w:rPr>
+        <w:t xml:space="preserve">Chile </w:t>
+      </w:r>
+      <w:r>
+        <w:rPr>
+          <w:rFonts w:ascii="Times New Roman" w:eastAsia="宋体" w:hAnsi="Times New Roman"/>
+          <w:color w:val="0D0D0D" w:themeColor="text1" w:themeTint="F2"/>
+          <w:lang w:eastAsia="zh-CN"/>
+        </w:rPr>
+        <w:t xml:space="preserve">(CL), </w:t>
+      </w:r>
+      <w:r>
+        <w:rPr>
+          <w:rFonts w:ascii="Times New Roman" w:eastAsia="宋体" w:hAnsi="Times New Roman" w:hint="eastAsia"/>
+          <w:color w:val="0D0D0D" w:themeColor="text1" w:themeTint="F2"/>
+          <w:lang w:eastAsia="zh-CN"/>
+        </w:rPr>
+        <w:t>El Salvador</w:t>
+      </w:r>
+      <w:r>
+        <w:rPr>
+          <w:rFonts w:ascii="Times New Roman" w:eastAsia="宋体" w:hAnsi="Times New Roman"/>
+          <w:color w:val="0D0D0D" w:themeColor="text1" w:themeTint="F2"/>
+          <w:lang w:eastAsia="zh-CN"/>
+        </w:rPr>
+        <w:t xml:space="preserve"> (SV), </w:t>
+      </w:r>
+      <w:r>
+        <w:rPr>
+          <w:rFonts w:ascii="Times New Roman" w:eastAsia="宋体" w:hAnsi="Times New Roman" w:hint="eastAsia"/>
+          <w:color w:val="0D0D0D" w:themeColor="text1" w:themeTint="F2"/>
+          <w:lang w:eastAsia="zh-CN"/>
+        </w:rPr>
+        <w:t xml:space="preserve">Argentina </w:t>
+      </w:r>
+      <w:r>
+        <w:rPr>
+          <w:rFonts w:ascii="Times New Roman" w:eastAsia="宋体" w:hAnsi="Times New Roman"/>
+          <w:color w:val="0D0D0D" w:themeColor="text1" w:themeTint="F2"/>
+          <w:lang w:eastAsia="zh-CN"/>
+        </w:rPr>
+        <w:t xml:space="preserve">(AR), </w:t>
+      </w:r>
+      <w:r>
+        <w:rPr>
+          <w:rFonts w:ascii="Times New Roman" w:eastAsia="宋体" w:hAnsi="Times New Roman" w:hint="eastAsia"/>
+          <w:color w:val="0D0D0D" w:themeColor="text1" w:themeTint="F2"/>
+          <w:lang w:eastAsia="zh-CN"/>
+        </w:rPr>
+        <w:t xml:space="preserve">Nigeria </w:t>
+      </w:r>
+      <w:r>
+        <w:rPr>
+          <w:rFonts w:ascii="Times New Roman" w:eastAsia="宋体" w:hAnsi="Times New Roman"/>
+          <w:color w:val="0D0D0D" w:themeColor="text1" w:themeTint="F2"/>
+          <w:lang w:eastAsia="zh-CN"/>
+        </w:rPr>
+        <w:t xml:space="preserve">(NG), </w:t>
+      </w:r>
+      <w:r>
+        <w:rPr>
+          <w:rFonts w:ascii="Times New Roman" w:eastAsia="宋体" w:hAnsi="Times New Roman" w:hint="eastAsia"/>
+          <w:color w:val="0D0D0D" w:themeColor="text1" w:themeTint="F2"/>
+          <w:lang w:eastAsia="zh-CN"/>
+        </w:rPr>
+        <w:t xml:space="preserve">Kenya </w:t>
+      </w:r>
+      <w:r>
+        <w:rPr>
+          <w:rFonts w:ascii="Times New Roman" w:eastAsia="宋体" w:hAnsi="Times New Roman"/>
+          <w:color w:val="0D0D0D" w:themeColor="text1" w:themeTint="F2"/>
+          <w:lang w:eastAsia="zh-CN"/>
+        </w:rPr>
+        <w:t xml:space="preserve">(KE), </w:t>
+      </w:r>
+      <w:r>
+        <w:rPr>
+          <w:rFonts w:ascii="Times New Roman" w:eastAsia="宋体" w:hAnsi="Times New Roman" w:hint="eastAsia"/>
+          <w:color w:val="0D0D0D" w:themeColor="text1" w:themeTint="F2"/>
+          <w:lang w:eastAsia="zh-CN"/>
+        </w:rPr>
+        <w:t xml:space="preserve">Mexico </w:t>
+      </w:r>
+      <w:r>
+        <w:rPr>
+          <w:rFonts w:ascii="Times New Roman" w:eastAsia="宋体" w:hAnsi="Times New Roman"/>
+          <w:color w:val="0D0D0D" w:themeColor="text1" w:themeTint="F2"/>
+          <w:lang w:eastAsia="zh-CN"/>
+        </w:rPr>
+        <w:t xml:space="preserve">(MX), </w:t>
+      </w:r>
+      <w:r>
+        <w:rPr>
+          <w:rFonts w:ascii="Times New Roman" w:eastAsia="宋体" w:hAnsi="Times New Roman" w:hint="eastAsia"/>
+          <w:color w:val="0D0D0D" w:themeColor="text1" w:themeTint="F2"/>
+          <w:lang w:eastAsia="zh-CN"/>
+        </w:rPr>
+        <w:t xml:space="preserve">India </w:t>
+      </w:r>
+      <w:r>
+        <w:rPr>
+          <w:rFonts w:ascii="Times New Roman" w:eastAsia="宋体" w:hAnsi="Times New Roman"/>
+          <w:color w:val="0D0D0D" w:themeColor="text1" w:themeTint="F2"/>
+          <w:lang w:eastAsia="zh-CN"/>
+        </w:rPr>
+        <w:t xml:space="preserve">(IN), </w:t>
+      </w:r>
+      <w:r>
+        <w:rPr>
+          <w:rFonts w:ascii="Times New Roman" w:eastAsia="宋体" w:hAnsi="Times New Roman" w:hint="eastAsia"/>
+          <w:color w:val="0D0D0D" w:themeColor="text1" w:themeTint="F2"/>
+          <w:lang w:eastAsia="zh-CN"/>
+        </w:rPr>
+        <w:t xml:space="preserve">Slovakia </w:t>
+      </w:r>
+      <w:r>
+        <w:rPr>
+          <w:rFonts w:ascii="Times New Roman" w:eastAsia="宋体" w:hAnsi="Times New Roman"/>
+          <w:color w:val="0D0D0D" w:themeColor="text1" w:themeTint="F2"/>
+          <w:lang w:eastAsia="zh-CN"/>
+        </w:rPr>
+        <w:t xml:space="preserve">(SK), </w:t>
+      </w:r>
+      <w:r>
+        <w:rPr>
+          <w:rFonts w:ascii="Times New Roman" w:eastAsia="宋体" w:hAnsi="Times New Roman" w:hint="eastAsia"/>
+          <w:color w:val="0D0D0D" w:themeColor="text1" w:themeTint="F2"/>
+          <w:lang w:eastAsia="zh-CN"/>
+        </w:rPr>
+        <w:t xml:space="preserve">Romania </w:t>
+      </w:r>
+      <w:r>
+        <w:rPr>
+          <w:rFonts w:ascii="Times New Roman" w:eastAsia="宋体" w:hAnsi="Times New Roman"/>
+          <w:color w:val="0D0D0D" w:themeColor="text1" w:themeTint="F2"/>
+          <w:lang w:eastAsia="zh-CN"/>
+        </w:rPr>
+        <w:t xml:space="preserve">(RO), </w:t>
+      </w:r>
+      <w:r>
+        <w:rPr>
+          <w:rFonts w:ascii="Times New Roman" w:eastAsia="宋体" w:hAnsi="Times New Roman" w:hint="eastAsia"/>
+          <w:color w:val="0D0D0D" w:themeColor="text1" w:themeTint="F2"/>
+          <w:lang w:eastAsia="zh-CN"/>
+        </w:rPr>
+        <w:t xml:space="preserve">Netherlands </w:t>
+      </w:r>
+      <w:r>
+        <w:rPr>
+          <w:rFonts w:ascii="Times New Roman" w:eastAsia="宋体" w:hAnsi="Times New Roman"/>
+          <w:color w:val="0D0D0D" w:themeColor="text1" w:themeTint="F2"/>
+          <w:lang w:eastAsia="zh-CN"/>
+        </w:rPr>
+        <w:t xml:space="preserve">(NL), </w:t>
+      </w:r>
+      <w:r>
+        <w:rPr>
+          <w:rFonts w:ascii="Times New Roman" w:eastAsia="宋体" w:hAnsi="Times New Roman" w:hint="eastAsia"/>
+          <w:color w:val="0D0D0D" w:themeColor="text1" w:themeTint="F2"/>
+          <w:lang w:eastAsia="zh-CN"/>
+        </w:rPr>
+        <w:t xml:space="preserve">France </w:t>
+      </w:r>
+      <w:r>
+        <w:rPr>
+          <w:rFonts w:ascii="Times New Roman" w:eastAsia="宋体" w:hAnsi="Times New Roman"/>
+          <w:color w:val="0D0D0D" w:themeColor="text1" w:themeTint="F2"/>
+          <w:lang w:eastAsia="zh-CN"/>
+        </w:rPr>
+        <w:t xml:space="preserve">(FR), </w:t>
+      </w:r>
+      <w:r>
+        <w:rPr>
+          <w:rFonts w:ascii="Times New Roman" w:eastAsia="宋体" w:hAnsi="Times New Roman" w:hint="eastAsia"/>
+          <w:color w:val="0D0D0D" w:themeColor="text1" w:themeTint="F2"/>
+          <w:lang w:eastAsia="zh-CN"/>
+        </w:rPr>
+        <w:t xml:space="preserve">Denmark </w:t>
+      </w:r>
+      <w:r>
+        <w:rPr>
+          <w:rFonts w:ascii="Times New Roman" w:eastAsia="宋体" w:hAnsi="Times New Roman"/>
+          <w:color w:val="0D0D0D" w:themeColor="text1" w:themeTint="F2"/>
+          <w:lang w:eastAsia="zh-CN"/>
+        </w:rPr>
+        <w:t xml:space="preserve">(DK), </w:t>
+      </w:r>
+      <w:r>
+        <w:rPr>
+          <w:rFonts w:ascii="Times New Roman" w:eastAsia="宋体" w:hAnsi="Times New Roman" w:hint="eastAsia"/>
+          <w:color w:val="0D0D0D" w:themeColor="text1" w:themeTint="F2"/>
+          <w:lang w:eastAsia="zh-CN"/>
+        </w:rPr>
+        <w:t xml:space="preserve">Switzerland </w:t>
+      </w:r>
+      <w:r>
+        <w:rPr>
+          <w:rFonts w:ascii="Times New Roman" w:eastAsia="宋体" w:hAnsi="Times New Roman"/>
+          <w:color w:val="0D0D0D" w:themeColor="text1" w:themeTint="F2"/>
+          <w:lang w:eastAsia="zh-CN"/>
+        </w:rPr>
+        <w:t xml:space="preserve">(CH), </w:t>
+      </w:r>
+      <w:r>
+        <w:rPr>
+          <w:rFonts w:ascii="Times New Roman" w:eastAsia="宋体" w:hAnsi="Times New Roman" w:hint="eastAsia"/>
+          <w:color w:val="0D0D0D" w:themeColor="text1" w:themeTint="F2"/>
+          <w:lang w:eastAsia="zh-CN"/>
+        </w:rPr>
+        <w:t xml:space="preserve">Spain </w:t>
+      </w:r>
+      <w:r>
+        <w:rPr>
+          <w:rFonts w:ascii="Times New Roman" w:eastAsia="宋体" w:hAnsi="Times New Roman"/>
+          <w:color w:val="0D0D0D" w:themeColor="text1" w:themeTint="F2"/>
+          <w:lang w:eastAsia="zh-CN"/>
+        </w:rPr>
+        <w:t xml:space="preserve">(ES), </w:t>
+      </w:r>
+      <w:r>
+        <w:rPr>
+          <w:rFonts w:ascii="Times New Roman" w:eastAsia="宋体" w:hAnsi="Times New Roman" w:hint="eastAsia"/>
+          <w:color w:val="0D0D0D" w:themeColor="text1" w:themeTint="F2"/>
+          <w:lang w:eastAsia="zh-CN"/>
+        </w:rPr>
+        <w:t xml:space="preserve">New Zealand </w:t>
+      </w:r>
+      <w:r>
+        <w:rPr>
+          <w:rFonts w:ascii="Times New Roman" w:eastAsia="宋体" w:hAnsi="Times New Roman"/>
+          <w:color w:val="0D0D0D" w:themeColor="text1" w:themeTint="F2"/>
+          <w:lang w:eastAsia="zh-CN"/>
+        </w:rPr>
+        <w:t xml:space="preserve">(NZ), </w:t>
+      </w:r>
+      <w:r>
+        <w:rPr>
+          <w:rFonts w:ascii="Times New Roman" w:eastAsia="宋体" w:hAnsi="Times New Roman" w:hint="eastAsia"/>
+          <w:color w:val="0D0D0D" w:themeColor="text1" w:themeTint="F2"/>
+          <w:lang w:eastAsia="zh-CN"/>
+        </w:rPr>
+        <w:t xml:space="preserve">Portugal </w:t>
+      </w:r>
+      <w:r>
+        <w:rPr>
+          <w:rFonts w:ascii="Times New Roman" w:eastAsia="宋体" w:hAnsi="Times New Roman"/>
+          <w:color w:val="0D0D0D" w:themeColor="text1" w:themeTint="F2"/>
+          <w:lang w:eastAsia="zh-CN"/>
+        </w:rPr>
+        <w:t xml:space="preserve">(PT), </w:t>
+      </w:r>
+      <w:r>
+        <w:rPr>
+          <w:rFonts w:ascii="Times New Roman" w:eastAsia="宋体" w:hAnsi="Times New Roman" w:hint="eastAsia"/>
+          <w:color w:val="0D0D0D" w:themeColor="text1" w:themeTint="F2"/>
+          <w:lang w:eastAsia="zh-CN"/>
+        </w:rPr>
+        <w:t xml:space="preserve">United Kingdom </w:t>
+      </w:r>
+      <w:r>
+        <w:rPr>
+          <w:rFonts w:ascii="Times New Roman" w:eastAsia="宋体" w:hAnsi="Times New Roman"/>
+          <w:color w:val="0D0D0D" w:themeColor="text1" w:themeTint="F2"/>
+          <w:lang w:eastAsia="zh-CN"/>
+        </w:rPr>
+        <w:t xml:space="preserve">(GB), </w:t>
+      </w:r>
+      <w:r>
+        <w:rPr>
+          <w:rFonts w:ascii="Times New Roman" w:eastAsia="宋体" w:hAnsi="Times New Roman" w:hint="eastAsia"/>
+          <w:color w:val="0D0D0D" w:themeColor="text1" w:themeTint="F2"/>
+          <w:lang w:eastAsia="zh-CN"/>
+        </w:rPr>
+        <w:t xml:space="preserve">Germany </w:t>
+      </w:r>
+      <w:r>
+        <w:rPr>
+          <w:rFonts w:ascii="Times New Roman" w:eastAsia="宋体" w:hAnsi="Times New Roman"/>
+          <w:color w:val="0D0D0D" w:themeColor="text1" w:themeTint="F2"/>
+          <w:lang w:eastAsia="zh-CN"/>
+        </w:rPr>
+        <w:t xml:space="preserve">(DE), </w:t>
+      </w:r>
+      <w:r>
+        <w:rPr>
+          <w:rFonts w:ascii="Times New Roman" w:eastAsia="宋体" w:hAnsi="Times New Roman" w:hint="eastAsia"/>
+          <w:color w:val="0D0D0D" w:themeColor="text1" w:themeTint="F2"/>
+          <w:lang w:eastAsia="zh-CN"/>
+        </w:rPr>
+        <w:t xml:space="preserve">Poland </w:t>
+      </w:r>
+      <w:r>
+        <w:rPr>
+          <w:rFonts w:ascii="Times New Roman" w:eastAsia="宋体" w:hAnsi="Times New Roman"/>
+          <w:color w:val="0D0D0D" w:themeColor="text1" w:themeTint="F2"/>
+          <w:lang w:eastAsia="zh-CN"/>
+        </w:rPr>
+        <w:t xml:space="preserve">(PL), </w:t>
+      </w:r>
+      <w:r>
+        <w:rPr>
+          <w:rFonts w:ascii="Times New Roman" w:eastAsia="宋体" w:hAnsi="Times New Roman" w:hint="eastAsia"/>
+          <w:color w:val="0D0D0D" w:themeColor="text1" w:themeTint="F2"/>
+          <w:lang w:eastAsia="zh-CN"/>
+        </w:rPr>
+        <w:t xml:space="preserve">Serbia </w:t>
+      </w:r>
+      <w:r>
+        <w:rPr>
+          <w:rFonts w:ascii="Times New Roman" w:eastAsia="宋体" w:hAnsi="Times New Roman"/>
+          <w:color w:val="0D0D0D" w:themeColor="text1" w:themeTint="F2"/>
+          <w:lang w:eastAsia="zh-CN"/>
+        </w:rPr>
+        <w:t xml:space="preserve">(RS), </w:t>
+      </w:r>
+      <w:r>
+        <w:rPr>
+          <w:rFonts w:ascii="Times New Roman" w:eastAsia="宋体" w:hAnsi="Times New Roman" w:hint="eastAsia"/>
+          <w:color w:val="0D0D0D" w:themeColor="text1" w:themeTint="F2"/>
+          <w:lang w:eastAsia="zh-CN"/>
+        </w:rPr>
+        <w:t>Hungary</w:t>
+      </w:r>
+      <w:r>
+        <w:rPr>
+          <w:rFonts w:ascii="Times New Roman" w:eastAsia="宋体" w:hAnsi="Times New Roman"/>
+          <w:color w:val="0D0D0D" w:themeColor="text1" w:themeTint="F2"/>
+          <w:lang w:eastAsia="zh-CN"/>
+        </w:rPr>
+        <w:t xml:space="preserve"> (HU), </w:t>
+      </w:r>
+      <w:r>
+        <w:rPr>
+          <w:rFonts w:ascii="Times New Roman" w:eastAsia="宋体" w:hAnsi="Times New Roman" w:hint="eastAsia"/>
+          <w:color w:val="0D0D0D" w:themeColor="text1" w:themeTint="F2"/>
+          <w:lang w:eastAsia="zh-CN"/>
+        </w:rPr>
+        <w:t xml:space="preserve">Australia </w:t>
+      </w:r>
+      <w:r>
+        <w:rPr>
+          <w:rFonts w:ascii="Times New Roman" w:eastAsia="宋体" w:hAnsi="Times New Roman"/>
+          <w:color w:val="0D0D0D" w:themeColor="text1" w:themeTint="F2"/>
+          <w:lang w:eastAsia="zh-CN"/>
+        </w:rPr>
+        <w:t xml:space="preserve">(AU), </w:t>
+      </w:r>
+      <w:r>
+        <w:rPr>
+          <w:rFonts w:ascii="Times New Roman" w:eastAsia="宋体" w:hAnsi="Times New Roman" w:hint="eastAsia"/>
+          <w:color w:val="0D0D0D" w:themeColor="text1" w:themeTint="F2"/>
+          <w:lang w:eastAsia="zh-CN"/>
+        </w:rPr>
+        <w:t xml:space="preserve">Austria </w:t>
+      </w:r>
+      <w:r>
+        <w:rPr>
+          <w:rFonts w:ascii="Times New Roman" w:eastAsia="宋体" w:hAnsi="Times New Roman"/>
+          <w:color w:val="0D0D0D" w:themeColor="text1" w:themeTint="F2"/>
+          <w:lang w:eastAsia="zh-CN"/>
+        </w:rPr>
+        <w:t xml:space="preserve">(AT), </w:t>
+      </w:r>
+      <w:r>
+        <w:rPr>
+          <w:rFonts w:ascii="Times New Roman" w:eastAsia="宋体" w:hAnsi="Times New Roman" w:hint="eastAsia"/>
+          <w:color w:val="0D0D0D" w:themeColor="text1" w:themeTint="F2"/>
+          <w:lang w:eastAsia="zh-CN"/>
+        </w:rPr>
+        <w:t xml:space="preserve">Finland </w:t>
+      </w:r>
+      <w:r>
+        <w:rPr>
+          <w:rFonts w:ascii="Times New Roman" w:eastAsia="宋体" w:hAnsi="Times New Roman"/>
+          <w:color w:val="0D0D0D" w:themeColor="text1" w:themeTint="F2"/>
+          <w:lang w:eastAsia="zh-CN"/>
+        </w:rPr>
+        <w:t xml:space="preserve">(FI), </w:t>
+      </w:r>
+      <w:r>
+        <w:rPr>
+          <w:rFonts w:ascii="Times New Roman" w:eastAsia="宋体" w:hAnsi="Times New Roman" w:hint="eastAsia"/>
+          <w:color w:val="0D0D0D" w:themeColor="text1" w:themeTint="F2"/>
+          <w:lang w:eastAsia="zh-CN"/>
+        </w:rPr>
+        <w:t xml:space="preserve">Russia </w:t>
+      </w:r>
+      <w:r>
+        <w:rPr>
+          <w:rFonts w:ascii="Times New Roman" w:eastAsia="宋体" w:hAnsi="Times New Roman"/>
+          <w:color w:val="0D0D0D" w:themeColor="text1" w:themeTint="F2"/>
+          <w:lang w:eastAsia="zh-CN"/>
+        </w:rPr>
+        <w:t xml:space="preserve">(RU), </w:t>
+      </w:r>
+      <w:r>
+        <w:rPr>
+          <w:rFonts w:ascii="Times New Roman" w:eastAsia="宋体" w:hAnsi="Times New Roman" w:hint="eastAsia"/>
+          <w:color w:val="0D0D0D" w:themeColor="text1" w:themeTint="F2"/>
+          <w:lang w:eastAsia="zh-CN"/>
+        </w:rPr>
+        <w:t xml:space="preserve">Norway </w:t>
+      </w:r>
+      <w:r>
+        <w:rPr>
+          <w:rFonts w:ascii="Times New Roman" w:eastAsia="宋体" w:hAnsi="Times New Roman"/>
+          <w:color w:val="0D0D0D" w:themeColor="text1" w:themeTint="F2"/>
+          <w:lang w:eastAsia="zh-CN"/>
+        </w:rPr>
+        <w:t xml:space="preserve">(NO), </w:t>
+      </w:r>
+      <w:r>
+        <w:rPr>
+          <w:rFonts w:ascii="Times New Roman" w:eastAsia="宋体" w:hAnsi="Times New Roman" w:hint="eastAsia"/>
+          <w:color w:val="0D0D0D" w:themeColor="text1" w:themeTint="F2"/>
+          <w:lang w:eastAsia="zh-CN"/>
+        </w:rPr>
+        <w:t xml:space="preserve">Italy </w:t>
+      </w:r>
+      <w:r>
+        <w:rPr>
+          <w:rFonts w:ascii="Times New Roman" w:eastAsia="宋体" w:hAnsi="Times New Roman"/>
+          <w:color w:val="0D0D0D" w:themeColor="text1" w:themeTint="F2"/>
+          <w:lang w:eastAsia="zh-CN"/>
+        </w:rPr>
+        <w:t xml:space="preserve">(IT), </w:t>
+      </w:r>
+      <w:r>
+        <w:rPr>
+          <w:rFonts w:ascii="Times New Roman" w:eastAsia="宋体" w:hAnsi="Times New Roman" w:hint="eastAsia"/>
+          <w:color w:val="0D0D0D" w:themeColor="text1" w:themeTint="F2"/>
+          <w:lang w:eastAsia="zh-CN"/>
+        </w:rPr>
+        <w:t>United States (</w:t>
+      </w:r>
+      <w:r>
+        <w:rPr>
+          <w:rFonts w:ascii="Times New Roman" w:eastAsia="宋体" w:hAnsi="Times New Roman"/>
+          <w:color w:val="0D0D0D" w:themeColor="text1" w:themeTint="F2"/>
+          <w:lang w:eastAsia="zh-CN"/>
+        </w:rPr>
+        <w:t xml:space="preserve">US), </w:t>
+      </w:r>
+      <w:r>
+        <w:rPr>
+          <w:rFonts w:ascii="Times New Roman" w:eastAsia="宋体" w:hAnsi="Times New Roman" w:hint="eastAsia"/>
+          <w:color w:val="0D0D0D" w:themeColor="text1" w:themeTint="F2"/>
+          <w:lang w:eastAsia="zh-CN"/>
+        </w:rPr>
+        <w:t xml:space="preserve">Canada </w:t>
+      </w:r>
+      <w:r>
+        <w:rPr>
+          <w:rFonts w:ascii="Times New Roman" w:eastAsia="宋体" w:hAnsi="Times New Roman"/>
+          <w:color w:val="0D0D0D" w:themeColor="text1" w:themeTint="F2"/>
+          <w:lang w:eastAsia="zh-CN"/>
+        </w:rPr>
+        <w:t xml:space="preserve">(CA), </w:t>
+      </w:r>
+      <w:r>
+        <w:rPr>
+          <w:rFonts w:ascii="Times New Roman" w:eastAsia="宋体" w:hAnsi="Times New Roman" w:hint="eastAsia"/>
+          <w:color w:val="0D0D0D" w:themeColor="text1" w:themeTint="F2"/>
+          <w:lang w:eastAsia="zh-CN"/>
+        </w:rPr>
+        <w:t xml:space="preserve">Greece </w:t>
+      </w:r>
+      <w:r>
+        <w:rPr>
+          <w:rFonts w:ascii="Times New Roman" w:eastAsia="宋体" w:hAnsi="Times New Roman"/>
+          <w:color w:val="0D0D0D" w:themeColor="text1" w:themeTint="F2"/>
+          <w:lang w:eastAsia="zh-CN"/>
+        </w:rPr>
+        <w:t xml:space="preserve">(GR), </w:t>
+      </w:r>
+      <w:r>
+        <w:rPr>
+          <w:rFonts w:ascii="Times New Roman" w:eastAsia="宋体" w:hAnsi="Times New Roman" w:hint="eastAsia"/>
+          <w:color w:val="0D0D0D" w:themeColor="text1" w:themeTint="F2"/>
+          <w:lang w:eastAsia="zh-CN"/>
+        </w:rPr>
+        <w:t xml:space="preserve">Ukraine </w:t>
+      </w:r>
+      <w:r>
+        <w:rPr>
+          <w:rFonts w:ascii="Times New Roman" w:eastAsia="宋体" w:hAnsi="Times New Roman"/>
+          <w:color w:val="0D0D0D" w:themeColor="text1" w:themeTint="F2"/>
+          <w:lang w:eastAsia="zh-CN"/>
+        </w:rPr>
+        <w:t xml:space="preserve">(UA), </w:t>
+      </w:r>
+      <w:r>
+        <w:rPr>
+          <w:rFonts w:ascii="Times New Roman" w:eastAsia="宋体" w:hAnsi="Times New Roman" w:hint="eastAsia"/>
+          <w:color w:val="0D0D0D" w:themeColor="text1" w:themeTint="F2"/>
+          <w:lang w:eastAsia="zh-CN"/>
+        </w:rPr>
+        <w:t>Sweden</w:t>
+      </w:r>
+      <w:r>
+        <w:rPr>
+          <w:rFonts w:ascii="Times New Roman" w:eastAsia="宋体" w:hAnsi="Times New Roman"/>
+          <w:color w:val="0D0D0D" w:themeColor="text1" w:themeTint="F2"/>
+          <w:lang w:eastAsia="zh-CN"/>
+        </w:rPr>
+        <w:t xml:space="preserve"> (</w:t>
+      </w:r>
+      <w:r>
+        <w:rPr>
+          <w:rFonts w:ascii="Times New Roman" w:eastAsia="宋体" w:hAnsi="Times New Roman" w:hint="eastAsia"/>
+          <w:color w:val="0D0D0D" w:themeColor="text1" w:themeTint="F2"/>
+          <w:lang w:eastAsia="zh-CN"/>
+        </w:rPr>
+        <w:t>SE</w:t>
+      </w:r>
+      <w:r>
+        <w:rPr>
+          <w:rFonts w:ascii="Times New Roman" w:eastAsia="宋体" w:hAnsi="Times New Roman"/>
+          <w:color w:val="0D0D0D" w:themeColor="text1" w:themeTint="F2"/>
+          <w:lang w:eastAsia="zh-CN"/>
+        </w:rPr>
+        <w:t>)</w:t>
+      </w:r>
+      <w:r>
+        <w:rPr>
+          <w:rFonts w:ascii="Times New Roman" w:eastAsia="宋体" w:hAnsi="Times New Roman" w:hint="eastAsia"/>
+          <w:color w:val="0D0D0D" w:themeColor="text1" w:themeTint="F2"/>
+          <w:lang w:eastAsia="zh-CN"/>
+        </w:rPr>
+        <w:t>.</w:t>
+      </w:r>
+      <w:r>
+        <w:rPr>
+          <w:rFonts w:ascii="Times New Roman" w:eastAsia="宋体" w:hAnsi="Times New Roman"/>
+          <w:color w:val="0D0D0D" w:themeColor="text1" w:themeTint="F2"/>
+          <w:lang w:eastAsia="zh-CN"/>
+        </w:rPr>
+        <w:t xml:space="preserve"> </w:t>
+      </w:r>
+    </w:p>
+    <w:p>
+      <w:pPr>
+        <w:spacing w:line="360" w:lineRule="auto"/>
+        <w:ind w:firstLineChars="200" w:firstLine="440"/>
+        <w:rPr>
+          <w:rFonts w:ascii="Times New Roman" w:eastAsia="宋体" w:hAnsi="Times New Roman" w:hint="eastAsia"/>
+          <w:color w:val="0D0D0D" w:themeColor="text1" w:themeTint="F2"/>
+          <w:lang w:eastAsia="zh-CN"/>
+        </w:rPr>
+      </w:pPr>
     </w:p>
     <w:p/>
     <w:sectPr>
@@ -943,6 +1760,93 @@
     <w:semiHidden/>
     <w:unhideWhenUsed/>
   </w:style>
+  <w:style w:type="paragraph" w:styleId="a3">
+    <w:name w:val="Revision"/>
+    <w:hidden/>
+    <w:uiPriority w:val="99"/>
+    <w:semiHidden/>
+    <w:rsid w:val="00A549D4"/>
+    <w:rPr>
+      <w:rFonts w:ascii="Arial" w:hAnsi="Arial" w:cs="Arial"/>
+      <w:kern w:val="0"/>
+      <w:sz w:val="22"/>
+      <w:lang w:val="en-GB" w:eastAsia="en-GB"/>
+    </w:rPr>
+  </w:style>
+  <w:style w:type="character" w:styleId="a4">
+    <w:name w:val="annotation reference"/>
+    <w:basedOn w:val="a0"/>
+    <w:uiPriority w:val="99"/>
+    <w:semiHidden/>
+    <w:unhideWhenUsed/>
+    <w:rsid w:val="00A549D4"/>
+    <w:rPr>
+      <w:sz w:val="16"/>
+      <w:szCs w:val="16"/>
+    </w:rPr>
+  </w:style>
+  <w:style w:type="paragraph" w:styleId="a5">
+    <w:name w:val="annotation text"/>
+    <w:basedOn w:val="a"/>
+    <w:link w:val="a6"/>
+    <w:uiPriority w:val="99"/>
+    <w:semiHidden/>
+    <w:unhideWhenUsed/>
+    <w:rsid w:val="00A549D4"/>
+    <w:pPr>
+      <w:spacing w:line="240" w:lineRule="auto"/>
+    </w:pPr>
+    <w:rPr>
+      <w:sz w:val="20"/>
+      <w:szCs w:val="20"/>
+    </w:rPr>
+  </w:style>
+  <w:style w:type="character" w:customStyle="1" w:styleId="a6">
+    <w:name w:val="批注文字 字符"/>
+    <w:basedOn w:val="a0"/>
+    <w:link w:val="a5"/>
+    <w:uiPriority w:val="99"/>
+    <w:semiHidden/>
+    <w:rsid w:val="00A549D4"/>
+    <w:rPr>
+      <w:rFonts w:ascii="Arial" w:hAnsi="Arial" w:cs="Arial"/>
+      <w:kern w:val="0"/>
+      <w:sz w:val="20"/>
+      <w:szCs w:val="20"/>
+      <w:lang w:val="en-GB" w:eastAsia="en-GB"/>
+    </w:rPr>
+  </w:style>
+  <w:style w:type="paragraph" w:styleId="a7">
+    <w:name w:val="annotation subject"/>
+    <w:basedOn w:val="a5"/>
+    <w:next w:val="a5"/>
+    <w:link w:val="a8"/>
+    <w:uiPriority w:val="99"/>
+    <w:semiHidden/>
+    <w:unhideWhenUsed/>
+    <w:rsid w:val="00A549D4"/>
+    <w:rPr>
+      <w:b/>
+      <w:bCs/>
+    </w:rPr>
+  </w:style>
+  <w:style w:type="character" w:customStyle="1" w:styleId="a8">
+    <w:name w:val="批注主题 字符"/>
+    <w:basedOn w:val="a6"/>
+    <w:link w:val="a7"/>
+    <w:uiPriority w:val="99"/>
+    <w:semiHidden/>
+    <w:rsid w:val="00A549D4"/>
+    <w:rPr>
+      <w:rFonts w:ascii="Arial" w:hAnsi="Arial" w:cs="Arial"/>
+      <w:b/>
+      <w:bCs/>
+      <w:kern w:val="0"/>
+      <w:sz w:val="20"/>
+      <w:szCs w:val="20"/>
+      <w:lang w:val="en-GB" w:eastAsia="en-GB"/>
+    </w:rPr>
+  </w:style>
 </w:styles>
 </file>
 
